--- a/Results/07_unit_root_tests.docx
+++ b/Results/07_unit_root_tests.docx
@@ -32,7 +32,7 @@
           <w:b w:val="0"/>
           <w:i w:val="0"/>
         </w:rPr>
-        <w:t>Stationarity is a precondition for VAR-in-levels and Granger testing. ADF (H0: unit root) and KPSS (H0: stationarity) per series, plus the Maddala-Wu (1999) Fisher-type panel test combining individual ADF p-values, -2 SUM ln(p_i) ~ chi2(2N).</w:t>
+        <w:t>ADF (H0: unit root) and KPSS (H0: stationarity) are applied to every series in LEVELS and in FIRST DIFFERENCES, yielding an integration order per series: I(0) if the levels ADF rejects at 5%; I(1) if only the first-difference ADF rejects.</w:t>
       </w:r>
     </w:p>
     <w:p>
@@ -40,257 +40,40 @@
         <w:pStyle w:val="Heading1"/>
       </w:pPr>
       <w:r>
-        <w:t>1. Panel tests</w:t>
+        <w:t>1. Findings and consequences for estimation</w:t>
       </w:r>
     </w:p>
-    <w:tbl>
-      <w:tblPr>
-        <w:tblStyle w:val="TableGrid"/>
-        <w:tblW w:type="auto" w:w="0"/>
-        <w:jc w:val="center"/>
-        <w:tblLook w:firstColumn="1" w:firstRow="1" w:lastColumn="0" w:lastRow="0" w:noHBand="0" w:noVBand="1" w:val="04A0"/>
-      </w:tblPr>
-      <w:tblGrid>
-        <w:gridCol w:w="1930"/>
-        <w:gridCol w:w="1930"/>
-        <w:gridCol w:w="1930"/>
-        <w:gridCol w:w="1930"/>
-        <w:gridCol w:w="1930"/>
-      </w:tblGrid>
-      <w:tr>
-        <w:tc>
-          <w:tcPr>
-            <w:tcW w:type="dxa" w:w="1930"/>
-            <w:shd w:val="clear" w:fill="D5E8F0"/>
-          </w:tcPr>
-          <w:p>
-            <w:r/>
-            <w:r>
-              <w:rPr>
-                <w:b/>
-                <w:sz w:val="16"/>
-              </w:rPr>
-              <w:t>panel</w:t>
-            </w:r>
-          </w:p>
-        </w:tc>
-        <w:tc>
-          <w:tcPr>
-            <w:tcW w:type="dxa" w:w="1930"/>
-            <w:shd w:val="clear" w:fill="D5E8F0"/>
-          </w:tcPr>
-          <w:p>
-            <w:r/>
-            <w:r>
-              <w:rPr>
-                <w:b/>
-                <w:sz w:val="16"/>
-              </w:rPr>
-              <w:t>N_series</w:t>
-            </w:r>
-          </w:p>
-        </w:tc>
-        <w:tc>
-          <w:tcPr>
-            <w:tcW w:type="dxa" w:w="1930"/>
-            <w:shd w:val="clear" w:fill="D5E8F0"/>
-          </w:tcPr>
-          <w:p>
-            <w:r/>
-            <w:r>
-              <w:rPr>
-                <w:b/>
-                <w:sz w:val="16"/>
-              </w:rPr>
-              <w:t>MW_chi2</w:t>
-            </w:r>
-          </w:p>
-        </w:tc>
-        <w:tc>
-          <w:tcPr>
-            <w:tcW w:type="dxa" w:w="1930"/>
-            <w:shd w:val="clear" w:fill="D5E8F0"/>
-          </w:tcPr>
-          <w:p>
-            <w:r/>
-            <w:r>
-              <w:rPr>
-                <w:b/>
-                <w:sz w:val="16"/>
-              </w:rPr>
-              <w:t>dof</w:t>
-            </w:r>
-          </w:p>
-        </w:tc>
-        <w:tc>
-          <w:tcPr>
-            <w:tcW w:type="dxa" w:w="1930"/>
-            <w:shd w:val="clear" w:fill="D5E8F0"/>
-          </w:tcPr>
-          <w:p>
-            <w:r/>
-            <w:r>
-              <w:rPr>
-                <w:b/>
-                <w:sz w:val="16"/>
-              </w:rPr>
-              <w:t>p_value</w:t>
-            </w:r>
-          </w:p>
-        </w:tc>
-      </w:tr>
-      <w:tr>
-        <w:tc>
-          <w:tcPr>
-            <w:tcW w:type="dxa" w:w="1930"/>
-          </w:tcPr>
-          <w:p>
-            <w:r/>
-            <w:r>
-              <w:rPr>
-                <w:sz w:val="16"/>
-              </w:rPr>
-              <w:t>sector returns</w:t>
-            </w:r>
-          </w:p>
-        </w:tc>
-        <w:tc>
-          <w:tcPr>
-            <w:tcW w:type="dxa" w:w="1930"/>
-          </w:tcPr>
-          <w:p>
-            <w:r/>
-            <w:r>
-              <w:rPr>
-                <w:sz w:val="16"/>
-              </w:rPr>
-              <w:t>26</w:t>
-            </w:r>
-          </w:p>
-        </w:tc>
-        <w:tc>
-          <w:tcPr>
-            <w:tcW w:type="dxa" w:w="1930"/>
-          </w:tcPr>
-          <w:p>
-            <w:r/>
-            <w:r>
-              <w:rPr>
-                <w:sz w:val="16"/>
-              </w:rPr>
-              <w:t>1,197.3</w:t>
-            </w:r>
-          </w:p>
-        </w:tc>
-        <w:tc>
-          <w:tcPr>
-            <w:tcW w:type="dxa" w:w="1930"/>
-          </w:tcPr>
-          <w:p>
-            <w:r/>
-            <w:r>
-              <w:rPr>
-                <w:sz w:val="16"/>
-              </w:rPr>
-              <w:t>52</w:t>
-            </w:r>
-          </w:p>
-        </w:tc>
-        <w:tc>
-          <w:tcPr>
-            <w:tcW w:type="dxa" w:w="1930"/>
-          </w:tcPr>
-          <w:p>
-            <w:r/>
-            <w:r>
-              <w:rPr>
-                <w:sz w:val="16"/>
-              </w:rPr>
-              <w:t>0</w:t>
-            </w:r>
-          </w:p>
-        </w:tc>
-      </w:tr>
-      <w:tr>
-        <w:tc>
-          <w:tcPr>
-            <w:tcW w:type="dxa" w:w="1930"/>
-          </w:tcPr>
-          <w:p>
-            <w:r/>
-            <w:r>
-              <w:rPr>
-                <w:sz w:val="16"/>
-              </w:rPr>
-              <w:t>sentiment series</w:t>
-            </w:r>
-          </w:p>
-        </w:tc>
-        <w:tc>
-          <w:tcPr>
-            <w:tcW w:type="dxa" w:w="1930"/>
-          </w:tcPr>
-          <w:p>
-            <w:r/>
-            <w:r>
-              <w:rPr>
-                <w:sz w:val="16"/>
-              </w:rPr>
-              <w:t>5</w:t>
-            </w:r>
-          </w:p>
-        </w:tc>
-        <w:tc>
-          <w:tcPr>
-            <w:tcW w:type="dxa" w:w="1930"/>
-          </w:tcPr>
-          <w:p>
-            <w:r/>
-            <w:r>
-              <w:rPr>
-                <w:sz w:val="16"/>
-              </w:rPr>
-              <w:t>68.1</w:t>
-            </w:r>
-          </w:p>
-        </w:tc>
-        <w:tc>
-          <w:tcPr>
-            <w:tcW w:type="dxa" w:w="1930"/>
-          </w:tcPr>
-          <w:p>
-            <w:r/>
-            <w:r>
-              <w:rPr>
-                <w:sz w:val="16"/>
-              </w:rPr>
-              <w:t>10</w:t>
-            </w:r>
-          </w:p>
-        </w:tc>
-        <w:tc>
-          <w:tcPr>
-            <w:tcW w:type="dxa" w:w="1930"/>
-          </w:tcPr>
-          <w:p>
-            <w:r/>
-            <w:r>
-              <w:rPr>
-                <w:sz w:val="16"/>
-              </w:rPr>
-              <w:t>0</w:t>
-            </w:r>
-          </w:p>
-        </w:tc>
-      </w:tr>
-    </w:tbl>
-    <w:p/>
+    <w:p>
+      <w:r>
+        <w:rPr>
+          <w:b w:val="0"/>
+          <w:i w:val="0"/>
+        </w:rPr>
+        <w:t>All 26 return series are I(0) (returns are first differences of log prices by construction). Among the sentiment series, S_Fiscal and S_Energy are I(0), while S_All, S_Monetary and S_External are I(1) in levels and stationary in first differences. Two corrections follow (implemented in Reports 09-11):</w:t>
+      </w:r>
+    </w:p>
+    <w:p>
+      <w:pPr>
+        <w:pStyle w:val="ListBullet"/>
+      </w:pPr>
+      <w:r>
+        <w:t>Causality is tested with Toda-Yamamoto (1995) lag-augmented Wald tests on levels — valid regardless of integration or cointegration.</w:t>
+      </w:r>
+    </w:p>
+    <w:p>
+      <w:pPr>
+        <w:pStyle w:val="ListBullet"/>
+      </w:pPr>
+      <w:r>
+        <w:t>VAR/IRF/FEVD and lead-lag systems use first differences of the I(1) sentiment series (dS_* = daily sentiment change, the 'sentiment news' innovation); I(0) series enter in levels.</w:t>
+      </w:r>
+    </w:p>
     <w:p>
       <w:pPr>
         <w:pStyle w:val="Heading1"/>
       </w:pPr>
       <w:r>
-        <w:t>2. Series-by-series</w:t>
+        <w:t>2. Series-by-series tests (levels and first differences)</w:t>
       </w:r>
     </w:p>
     <w:tbl>
@@ -337,7 +120,7 @@
                 <w:b/>
                 <w:sz w:val="15"/>
               </w:rPr>
-              <w:t>ADF_stat</w:t>
+              <w:t>ADF_p_level</w:t>
             </w:r>
           </w:p>
         </w:tc>
@@ -353,7 +136,7 @@
                 <w:b/>
                 <w:sz w:val="15"/>
               </w:rPr>
-              <w:t>ADF_p</w:t>
+              <w:t>KPSS_p_level</w:t>
             </w:r>
           </w:p>
         </w:tc>
@@ -369,7 +152,7 @@
                 <w:b/>
                 <w:sz w:val="15"/>
               </w:rPr>
-              <w:t>KPSS_stat</w:t>
+              <w:t>ADF_p_diff</w:t>
             </w:r>
           </w:p>
         </w:tc>
@@ -385,7 +168,7 @@
                 <w:b/>
                 <w:sz w:val="15"/>
               </w:rPr>
-              <w:t>KPSS_p</w:t>
+              <w:t>KPSS_p_diff</w:t>
             </w:r>
           </w:p>
         </w:tc>
@@ -401,7 +184,7 @@
                 <w:b/>
                 <w:sz w:val="15"/>
               </w:rPr>
-              <w:t>conclusion</w:t>
+              <w:t>integration_order</w:t>
             </w:r>
           </w:p>
         </w:tc>
@@ -431,7 +214,21 @@
               <w:rPr>
                 <w:sz w:val="15"/>
               </w:rPr>
-              <w:t>-14.998</w:t>
+              <w:t>0</w:t>
+            </w:r>
+          </w:p>
+        </w:tc>
+        <w:tc>
+          <w:tcPr>
+            <w:tcW w:type="dxa" w:w="1608"/>
+          </w:tcPr>
+          <w:p>
+            <w:r/>
+            <w:r>
+              <w:rPr>
+                <w:sz w:val="15"/>
+              </w:rPr>
+              <w:t>0.1</w:t>
             </w:r>
           </w:p>
         </w:tc>
@@ -459,20 +256,6 @@
               <w:rPr>
                 <w:sz w:val="15"/>
               </w:rPr>
-              <w:t>0.261</w:t>
-            </w:r>
-          </w:p>
-        </w:tc>
-        <w:tc>
-          <w:tcPr>
-            <w:tcW w:type="dxa" w:w="1608"/>
-          </w:tcPr>
-          <w:p>
-            <w:r/>
-            <w:r>
-              <w:rPr>
-                <w:sz w:val="15"/>
-              </w:rPr>
               <w:t>0.1</w:t>
             </w:r>
           </w:p>
@@ -487,7 +270,7 @@
               <w:rPr>
                 <w:sz w:val="15"/>
               </w:rPr>
-              <w:t>stationary</w:t>
+              <w:t>I(0)</w:t>
             </w:r>
           </w:p>
         </w:tc>
@@ -517,7 +300,21 @@
               <w:rPr>
                 <w:sz w:val="15"/>
               </w:rPr>
-              <w:t>-14.99</w:t>
+              <w:t>0</w:t>
+            </w:r>
+          </w:p>
+        </w:tc>
+        <w:tc>
+          <w:tcPr>
+            <w:tcW w:type="dxa" w:w="1608"/>
+          </w:tcPr>
+          <w:p>
+            <w:r/>
+            <w:r>
+              <w:rPr>
+                <w:sz w:val="15"/>
+              </w:rPr>
+              <w:t>0.1</w:t>
             </w:r>
           </w:p>
         </w:tc>
@@ -545,20 +342,6 @@
               <w:rPr>
                 <w:sz w:val="15"/>
               </w:rPr>
-              <w:t>0.213</w:t>
-            </w:r>
-          </w:p>
-        </w:tc>
-        <w:tc>
-          <w:tcPr>
-            <w:tcW w:type="dxa" w:w="1608"/>
-          </w:tcPr>
-          <w:p>
-            <w:r/>
-            <w:r>
-              <w:rPr>
-                <w:sz w:val="15"/>
-              </w:rPr>
               <w:t>0.1</w:t>
             </w:r>
           </w:p>
@@ -573,7 +356,7 @@
               <w:rPr>
                 <w:sz w:val="15"/>
               </w:rPr>
-              <w:t>stationary</w:t>
+              <w:t>I(0)</w:t>
             </w:r>
           </w:p>
         </w:tc>
@@ -603,7 +386,21 @@
               <w:rPr>
                 <w:sz w:val="15"/>
               </w:rPr>
-              <w:t>-16.164</w:t>
+              <w:t>0</w:t>
+            </w:r>
+          </w:p>
+        </w:tc>
+        <w:tc>
+          <w:tcPr>
+            <w:tcW w:type="dxa" w:w="1608"/>
+          </w:tcPr>
+          <w:p>
+            <w:r/>
+            <w:r>
+              <w:rPr>
+                <w:sz w:val="15"/>
+              </w:rPr>
+              <w:t>0.1</w:t>
             </w:r>
           </w:p>
         </w:tc>
@@ -631,20 +428,6 @@
               <w:rPr>
                 <w:sz w:val="15"/>
               </w:rPr>
-              <w:t>0.176</w:t>
-            </w:r>
-          </w:p>
-        </w:tc>
-        <w:tc>
-          <w:tcPr>
-            <w:tcW w:type="dxa" w:w="1608"/>
-          </w:tcPr>
-          <w:p>
-            <w:r/>
-            <w:r>
-              <w:rPr>
-                <w:sz w:val="15"/>
-              </w:rPr>
               <w:t>0.1</w:t>
             </w:r>
           </w:p>
@@ -659,7 +442,7 @@
               <w:rPr>
                 <w:sz w:val="15"/>
               </w:rPr>
-              <w:t>stationary</w:t>
+              <w:t>I(0)</w:t>
             </w:r>
           </w:p>
         </w:tc>
@@ -689,7 +472,21 @@
               <w:rPr>
                 <w:sz w:val="15"/>
               </w:rPr>
-              <w:t>-35.155</w:t>
+              <w:t>0</w:t>
+            </w:r>
+          </w:p>
+        </w:tc>
+        <w:tc>
+          <w:tcPr>
+            <w:tcW w:type="dxa" w:w="1608"/>
+          </w:tcPr>
+          <w:p>
+            <w:r/>
+            <w:r>
+              <w:rPr>
+                <w:sz w:val="15"/>
+              </w:rPr>
+              <w:t>0.1</w:t>
             </w:r>
           </w:p>
         </w:tc>
@@ -717,20 +514,6 @@
               <w:rPr>
                 <w:sz w:val="15"/>
               </w:rPr>
-              <w:t>0.166</w:t>
-            </w:r>
-          </w:p>
-        </w:tc>
-        <w:tc>
-          <w:tcPr>
-            <w:tcW w:type="dxa" w:w="1608"/>
-          </w:tcPr>
-          <w:p>
-            <w:r/>
-            <w:r>
-              <w:rPr>
-                <w:sz w:val="15"/>
-              </w:rPr>
               <w:t>0.1</w:t>
             </w:r>
           </w:p>
@@ -745,7 +528,7 @@
               <w:rPr>
                 <w:sz w:val="15"/>
               </w:rPr>
-              <w:t>stationary</w:t>
+              <w:t>I(0)</w:t>
             </w:r>
           </w:p>
         </w:tc>
@@ -775,7 +558,21 @@
               <w:rPr>
                 <w:sz w:val="15"/>
               </w:rPr>
-              <w:t>-27.638</w:t>
+              <w:t>0</w:t>
+            </w:r>
+          </w:p>
+        </w:tc>
+        <w:tc>
+          <w:tcPr>
+            <w:tcW w:type="dxa" w:w="1608"/>
+          </w:tcPr>
+          <w:p>
+            <w:r/>
+            <w:r>
+              <w:rPr>
+                <w:sz w:val="15"/>
+              </w:rPr>
+              <w:t>0.1</w:t>
             </w:r>
           </w:p>
         </w:tc>
@@ -803,20 +600,6 @@
               <w:rPr>
                 <w:sz w:val="15"/>
               </w:rPr>
-              <w:t>0.336</w:t>
-            </w:r>
-          </w:p>
-        </w:tc>
-        <w:tc>
-          <w:tcPr>
-            <w:tcW w:type="dxa" w:w="1608"/>
-          </w:tcPr>
-          <w:p>
-            <w:r/>
-            <w:r>
-              <w:rPr>
-                <w:sz w:val="15"/>
-              </w:rPr>
               <w:t>0.1</w:t>
             </w:r>
           </w:p>
@@ -831,7 +614,7 @@
               <w:rPr>
                 <w:sz w:val="15"/>
               </w:rPr>
-              <w:t>stationary</w:t>
+              <w:t>I(0)</w:t>
             </w:r>
           </w:p>
         </w:tc>
@@ -861,7 +644,21 @@
               <w:rPr>
                 <w:sz w:val="15"/>
               </w:rPr>
-              <w:t>-11.721</w:t>
+              <w:t>0</w:t>
+            </w:r>
+          </w:p>
+        </w:tc>
+        <w:tc>
+          <w:tcPr>
+            <w:tcW w:type="dxa" w:w="1608"/>
+          </w:tcPr>
+          <w:p>
+            <w:r/>
+            <w:r>
+              <w:rPr>
+                <w:sz w:val="15"/>
+              </w:rPr>
+              <w:t>0.1</w:t>
             </w:r>
           </w:p>
         </w:tc>
@@ -889,20 +686,6 @@
               <w:rPr>
                 <w:sz w:val="15"/>
               </w:rPr>
-              <w:t>0.158</w:t>
-            </w:r>
-          </w:p>
-        </w:tc>
-        <w:tc>
-          <w:tcPr>
-            <w:tcW w:type="dxa" w:w="1608"/>
-          </w:tcPr>
-          <w:p>
-            <w:r/>
-            <w:r>
-              <w:rPr>
-                <w:sz w:val="15"/>
-              </w:rPr>
               <w:t>0.1</w:t>
             </w:r>
           </w:p>
@@ -917,7 +700,7 @@
               <w:rPr>
                 <w:sz w:val="15"/>
               </w:rPr>
-              <w:t>stationary</w:t>
+              <w:t>I(0)</w:t>
             </w:r>
           </w:p>
         </w:tc>
@@ -947,7 +730,21 @@
               <w:rPr>
                 <w:sz w:val="15"/>
               </w:rPr>
-              <w:t>-15.039</w:t>
+              <w:t>0</w:t>
+            </w:r>
+          </w:p>
+        </w:tc>
+        <w:tc>
+          <w:tcPr>
+            <w:tcW w:type="dxa" w:w="1608"/>
+          </w:tcPr>
+          <w:p>
+            <w:r/>
+            <w:r>
+              <w:rPr>
+                <w:sz w:val="15"/>
+              </w:rPr>
+              <w:t>0.086</w:t>
             </w:r>
           </w:p>
         </w:tc>
@@ -975,7 +772,7 @@
               <w:rPr>
                 <w:sz w:val="15"/>
               </w:rPr>
-              <w:t>0.38</w:t>
+              <w:t>0.1</w:t>
             </w:r>
           </w:p>
         </w:tc>
@@ -989,21 +786,7 @@
               <w:rPr>
                 <w:sz w:val="15"/>
               </w:rPr>
-              <w:t>0.086</w:t>
-            </w:r>
-          </w:p>
-        </w:tc>
-        <w:tc>
-          <w:tcPr>
-            <w:tcW w:type="dxa" w:w="1608"/>
-          </w:tcPr>
-          <w:p>
-            <w:r/>
-            <w:r>
-              <w:rPr>
-                <w:sz w:val="15"/>
-              </w:rPr>
-              <w:t>stationary</w:t>
+              <w:t>I(0)</w:t>
             </w:r>
           </w:p>
         </w:tc>
@@ -1033,7 +816,21 @@
               <w:rPr>
                 <w:sz w:val="15"/>
               </w:rPr>
-              <w:t>-15.761</w:t>
+              <w:t>0</w:t>
+            </w:r>
+          </w:p>
+        </w:tc>
+        <w:tc>
+          <w:tcPr>
+            <w:tcW w:type="dxa" w:w="1608"/>
+          </w:tcPr>
+          <w:p>
+            <w:r/>
+            <w:r>
+              <w:rPr>
+                <w:sz w:val="15"/>
+              </w:rPr>
+              <w:t>0.1</w:t>
             </w:r>
           </w:p>
         </w:tc>
@@ -1061,20 +858,6 @@
               <w:rPr>
                 <w:sz w:val="15"/>
               </w:rPr>
-              <w:t>0.186</w:t>
-            </w:r>
-          </w:p>
-        </w:tc>
-        <w:tc>
-          <w:tcPr>
-            <w:tcW w:type="dxa" w:w="1608"/>
-          </w:tcPr>
-          <w:p>
-            <w:r/>
-            <w:r>
-              <w:rPr>
-                <w:sz w:val="15"/>
-              </w:rPr>
               <w:t>0.1</w:t>
             </w:r>
           </w:p>
@@ -1089,7 +872,7 @@
               <w:rPr>
                 <w:sz w:val="15"/>
               </w:rPr>
-              <w:t>stationary</w:t>
+              <w:t>I(0)</w:t>
             </w:r>
           </w:p>
         </w:tc>
@@ -1119,7 +902,21 @@
               <w:rPr>
                 <w:sz w:val="15"/>
               </w:rPr>
-              <w:t>-7.324</w:t>
+              <w:t>0</w:t>
+            </w:r>
+          </w:p>
+        </w:tc>
+        <w:tc>
+          <w:tcPr>
+            <w:tcW w:type="dxa" w:w="1608"/>
+          </w:tcPr>
+          <w:p>
+            <w:r/>
+            <w:r>
+              <w:rPr>
+                <w:sz w:val="15"/>
+              </w:rPr>
+              <w:t>0.036</w:t>
             </w:r>
           </w:p>
         </w:tc>
@@ -1147,7 +944,7 @@
               <w:rPr>
                 <w:sz w:val="15"/>
               </w:rPr>
-              <w:t>0.523</w:t>
+              <w:t>0.1</w:t>
             </w:r>
           </w:p>
         </w:tc>
@@ -1161,21 +958,7 @@
               <w:rPr>
                 <w:sz w:val="15"/>
               </w:rPr>
-              <w:t>0.036</w:t>
-            </w:r>
-          </w:p>
-        </w:tc>
-        <w:tc>
-          <w:tcPr>
-            <w:tcW w:type="dxa" w:w="1608"/>
-          </w:tcPr>
-          <w:p>
-            <w:r/>
-            <w:r>
-              <w:rPr>
-                <w:sz w:val="15"/>
-              </w:rPr>
-              <w:t>stationary (ADF)</w:t>
+              <w:t>I(0)</w:t>
             </w:r>
           </w:p>
         </w:tc>
@@ -1205,7 +988,21 @@
               <w:rPr>
                 <w:sz w:val="15"/>
               </w:rPr>
-              <w:t>-14.902</w:t>
+              <w:t>0</w:t>
+            </w:r>
+          </w:p>
+        </w:tc>
+        <w:tc>
+          <w:tcPr>
+            <w:tcW w:type="dxa" w:w="1608"/>
+          </w:tcPr>
+          <w:p>
+            <w:r/>
+            <w:r>
+              <w:rPr>
+                <w:sz w:val="15"/>
+              </w:rPr>
+              <w:t>0.1</w:t>
             </w:r>
           </w:p>
         </w:tc>
@@ -1233,20 +1030,6 @@
               <w:rPr>
                 <w:sz w:val="15"/>
               </w:rPr>
-              <w:t>0.239</w:t>
-            </w:r>
-          </w:p>
-        </w:tc>
-        <w:tc>
-          <w:tcPr>
-            <w:tcW w:type="dxa" w:w="1608"/>
-          </w:tcPr>
-          <w:p>
-            <w:r/>
-            <w:r>
-              <w:rPr>
-                <w:sz w:val="15"/>
-              </w:rPr>
               <w:t>0.1</w:t>
             </w:r>
           </w:p>
@@ -1261,7 +1044,7 @@
               <w:rPr>
                 <w:sz w:val="15"/>
               </w:rPr>
-              <w:t>stationary</w:t>
+              <w:t>I(0)</w:t>
             </w:r>
           </w:p>
         </w:tc>
@@ -1291,7 +1074,21 @@
               <w:rPr>
                 <w:sz w:val="15"/>
               </w:rPr>
-              <w:t>-15.909</w:t>
+              <w:t>0</w:t>
+            </w:r>
+          </w:p>
+        </w:tc>
+        <w:tc>
+          <w:tcPr>
+            <w:tcW w:type="dxa" w:w="1608"/>
+          </w:tcPr>
+          <w:p>
+            <w:r/>
+            <w:r>
+              <w:rPr>
+                <w:sz w:val="15"/>
+              </w:rPr>
+              <w:t>0.1</w:t>
             </w:r>
           </w:p>
         </w:tc>
@@ -1319,20 +1116,6 @@
               <w:rPr>
                 <w:sz w:val="15"/>
               </w:rPr>
-              <w:t>0.156</w:t>
-            </w:r>
-          </w:p>
-        </w:tc>
-        <w:tc>
-          <w:tcPr>
-            <w:tcW w:type="dxa" w:w="1608"/>
-          </w:tcPr>
-          <w:p>
-            <w:r/>
-            <w:r>
-              <w:rPr>
-                <w:sz w:val="15"/>
-              </w:rPr>
               <w:t>0.1</w:t>
             </w:r>
           </w:p>
@@ -1347,7 +1130,7 @@
               <w:rPr>
                 <w:sz w:val="15"/>
               </w:rPr>
-              <w:t>stationary</w:t>
+              <w:t>I(0)</w:t>
             </w:r>
           </w:p>
         </w:tc>
@@ -1377,7 +1160,21 @@
               <w:rPr>
                 <w:sz w:val="15"/>
               </w:rPr>
-              <w:t>-16.314</w:t>
+              <w:t>0</w:t>
+            </w:r>
+          </w:p>
+        </w:tc>
+        <w:tc>
+          <w:tcPr>
+            <w:tcW w:type="dxa" w:w="1608"/>
+          </w:tcPr>
+          <w:p>
+            <w:r/>
+            <w:r>
+              <w:rPr>
+                <w:sz w:val="15"/>
+              </w:rPr>
+              <w:t>0.091</w:t>
             </w:r>
           </w:p>
         </w:tc>
@@ -1405,7 +1202,7 @@
               <w:rPr>
                 <w:sz w:val="15"/>
               </w:rPr>
-              <w:t>0.367</w:t>
+              <w:t>0.1</w:t>
             </w:r>
           </w:p>
         </w:tc>
@@ -1419,21 +1216,7 @@
               <w:rPr>
                 <w:sz w:val="15"/>
               </w:rPr>
-              <w:t>0.091</w:t>
-            </w:r>
-          </w:p>
-        </w:tc>
-        <w:tc>
-          <w:tcPr>
-            <w:tcW w:type="dxa" w:w="1608"/>
-          </w:tcPr>
-          <w:p>
-            <w:r/>
-            <w:r>
-              <w:rPr>
-                <w:sz w:val="15"/>
-              </w:rPr>
-              <w:t>stationary</w:t>
+              <w:t>I(0)</w:t>
             </w:r>
           </w:p>
         </w:tc>
@@ -1463,7 +1246,21 @@
               <w:rPr>
                 <w:sz w:val="15"/>
               </w:rPr>
-              <w:t>-15.868</w:t>
+              <w:t>0</w:t>
+            </w:r>
+          </w:p>
+        </w:tc>
+        <w:tc>
+          <w:tcPr>
+            <w:tcW w:type="dxa" w:w="1608"/>
+          </w:tcPr>
+          <w:p>
+            <w:r/>
+            <w:r>
+              <w:rPr>
+                <w:sz w:val="15"/>
+              </w:rPr>
+              <w:t>0.044</w:t>
             </w:r>
           </w:p>
         </w:tc>
@@ -1491,7 +1288,7 @@
               <w:rPr>
                 <w:sz w:val="15"/>
               </w:rPr>
-              <w:t>0.489</w:t>
+              <w:t>0.1</w:t>
             </w:r>
           </w:p>
         </w:tc>
@@ -1505,21 +1302,7 @@
               <w:rPr>
                 <w:sz w:val="15"/>
               </w:rPr>
-              <w:t>0.044</w:t>
-            </w:r>
-          </w:p>
-        </w:tc>
-        <w:tc>
-          <w:tcPr>
-            <w:tcW w:type="dxa" w:w="1608"/>
-          </w:tcPr>
-          <w:p>
-            <w:r/>
-            <w:r>
-              <w:rPr>
-                <w:sz w:val="15"/>
-              </w:rPr>
-              <w:t>stationary (ADF)</w:t>
+              <w:t>I(0)</w:t>
             </w:r>
           </w:p>
         </w:tc>
@@ -1549,7 +1332,21 @@
               <w:rPr>
                 <w:sz w:val="15"/>
               </w:rPr>
-              <w:t>-21.904</w:t>
+              <w:t>0</w:t>
+            </w:r>
+          </w:p>
+        </w:tc>
+        <w:tc>
+          <w:tcPr>
+            <w:tcW w:type="dxa" w:w="1608"/>
+          </w:tcPr>
+          <w:p>
+            <w:r/>
+            <w:r>
+              <w:rPr>
+                <w:sz w:val="15"/>
+              </w:rPr>
+              <w:t>0.1</w:t>
             </w:r>
           </w:p>
         </w:tc>
@@ -1577,7 +1374,7 @@
               <w:rPr>
                 <w:sz w:val="15"/>
               </w:rPr>
-              <w:t>0.109</w:t>
+              <w:t>0.065</w:t>
             </w:r>
           </w:p>
         </w:tc>
@@ -1591,21 +1388,7 @@
               <w:rPr>
                 <w:sz w:val="15"/>
               </w:rPr>
-              <w:t>0.1</w:t>
-            </w:r>
-          </w:p>
-        </w:tc>
-        <w:tc>
-          <w:tcPr>
-            <w:tcW w:type="dxa" w:w="1608"/>
-          </w:tcPr>
-          <w:p>
-            <w:r/>
-            <w:r>
-              <w:rPr>
-                <w:sz w:val="15"/>
-              </w:rPr>
-              <w:t>stationary</w:t>
+              <w:t>I(0)</w:t>
             </w:r>
           </w:p>
         </w:tc>
@@ -1635,7 +1418,21 @@
               <w:rPr>
                 <w:sz w:val="15"/>
               </w:rPr>
-              <w:t>-17.319</w:t>
+              <w:t>0</w:t>
+            </w:r>
+          </w:p>
+        </w:tc>
+        <w:tc>
+          <w:tcPr>
+            <w:tcW w:type="dxa" w:w="1608"/>
+          </w:tcPr>
+          <w:p>
+            <w:r/>
+            <w:r>
+              <w:rPr>
+                <w:sz w:val="15"/>
+              </w:rPr>
+              <w:t>0.1</w:t>
             </w:r>
           </w:p>
         </w:tc>
@@ -1663,20 +1460,6 @@
               <w:rPr>
                 <w:sz w:val="15"/>
               </w:rPr>
-              <w:t>0.277</w:t>
-            </w:r>
-          </w:p>
-        </w:tc>
-        <w:tc>
-          <w:tcPr>
-            <w:tcW w:type="dxa" w:w="1608"/>
-          </w:tcPr>
-          <w:p>
-            <w:r/>
-            <w:r>
-              <w:rPr>
-                <w:sz w:val="15"/>
-              </w:rPr>
               <w:t>0.1</w:t>
             </w:r>
           </w:p>
@@ -1691,7 +1474,7 @@
               <w:rPr>
                 <w:sz w:val="15"/>
               </w:rPr>
-              <w:t>stationary</w:t>
+              <w:t>I(0)</w:t>
             </w:r>
           </w:p>
         </w:tc>
@@ -1721,7 +1504,21 @@
               <w:rPr>
                 <w:sz w:val="15"/>
               </w:rPr>
-              <w:t>-24.001</w:t>
+              <w:t>0</w:t>
+            </w:r>
+          </w:p>
+        </w:tc>
+        <w:tc>
+          <w:tcPr>
+            <w:tcW w:type="dxa" w:w="1608"/>
+          </w:tcPr>
+          <w:p>
+            <w:r/>
+            <w:r>
+              <w:rPr>
+                <w:sz w:val="15"/>
+              </w:rPr>
+              <w:t>0.1</w:t>
             </w:r>
           </w:p>
         </w:tc>
@@ -1749,20 +1546,6 @@
               <w:rPr>
                 <w:sz w:val="15"/>
               </w:rPr>
-              <w:t>0.312</w:t>
-            </w:r>
-          </w:p>
-        </w:tc>
-        <w:tc>
-          <w:tcPr>
-            <w:tcW w:type="dxa" w:w="1608"/>
-          </w:tcPr>
-          <w:p>
-            <w:r/>
-            <w:r>
-              <w:rPr>
-                <w:sz w:val="15"/>
-              </w:rPr>
               <w:t>0.1</w:t>
             </w:r>
           </w:p>
@@ -1777,7 +1560,7 @@
               <w:rPr>
                 <w:sz w:val="15"/>
               </w:rPr>
-              <w:t>stationary</w:t>
+              <w:t>I(0)</w:t>
             </w:r>
           </w:p>
         </w:tc>
@@ -1807,7 +1590,21 @@
               <w:rPr>
                 <w:sz w:val="15"/>
               </w:rPr>
-              <w:t>-16.157</w:t>
+              <w:t>0</w:t>
+            </w:r>
+          </w:p>
+        </w:tc>
+        <w:tc>
+          <w:tcPr>
+            <w:tcW w:type="dxa" w:w="1608"/>
+          </w:tcPr>
+          <w:p>
+            <w:r/>
+            <w:r>
+              <w:rPr>
+                <w:sz w:val="15"/>
+              </w:rPr>
+              <w:t>0.1</w:t>
             </w:r>
           </w:p>
         </w:tc>
@@ -1835,20 +1632,6 @@
               <w:rPr>
                 <w:sz w:val="15"/>
               </w:rPr>
-              <w:t>0.192</w:t>
-            </w:r>
-          </w:p>
-        </w:tc>
-        <w:tc>
-          <w:tcPr>
-            <w:tcW w:type="dxa" w:w="1608"/>
-          </w:tcPr>
-          <w:p>
-            <w:r/>
-            <w:r>
-              <w:rPr>
-                <w:sz w:val="15"/>
-              </w:rPr>
               <w:t>0.1</w:t>
             </w:r>
           </w:p>
@@ -1863,7 +1646,7 @@
               <w:rPr>
                 <w:sz w:val="15"/>
               </w:rPr>
-              <w:t>stationary</w:t>
+              <w:t>I(0)</w:t>
             </w:r>
           </w:p>
         </w:tc>
@@ -1893,7 +1676,21 @@
               <w:rPr>
                 <w:sz w:val="15"/>
               </w:rPr>
-              <w:t>-6.888</w:t>
+              <w:t>0</w:t>
+            </w:r>
+          </w:p>
+        </w:tc>
+        <w:tc>
+          <w:tcPr>
+            <w:tcW w:type="dxa" w:w="1608"/>
+          </w:tcPr>
+          <w:p>
+            <w:r/>
+            <w:r>
+              <w:rPr>
+                <w:sz w:val="15"/>
+              </w:rPr>
+              <w:t>0.1</w:t>
             </w:r>
           </w:p>
         </w:tc>
@@ -1921,20 +1718,6 @@
               <w:rPr>
                 <w:sz w:val="15"/>
               </w:rPr>
-              <w:t>0.149</w:t>
-            </w:r>
-          </w:p>
-        </w:tc>
-        <w:tc>
-          <w:tcPr>
-            <w:tcW w:type="dxa" w:w="1608"/>
-          </w:tcPr>
-          <w:p>
-            <w:r/>
-            <w:r>
-              <w:rPr>
-                <w:sz w:val="15"/>
-              </w:rPr>
               <w:t>0.1</w:t>
             </w:r>
           </w:p>
@@ -1949,7 +1732,7 @@
               <w:rPr>
                 <w:sz w:val="15"/>
               </w:rPr>
-              <w:t>stationary</w:t>
+              <w:t>I(0)</w:t>
             </w:r>
           </w:p>
         </w:tc>
@@ -1979,7 +1762,21 @@
               <w:rPr>
                 <w:sz w:val="15"/>
               </w:rPr>
-              <w:t>-15.562</w:t>
+              <w:t>0</w:t>
+            </w:r>
+          </w:p>
+        </w:tc>
+        <w:tc>
+          <w:tcPr>
+            <w:tcW w:type="dxa" w:w="1608"/>
+          </w:tcPr>
+          <w:p>
+            <w:r/>
+            <w:r>
+              <w:rPr>
+                <w:sz w:val="15"/>
+              </w:rPr>
+              <w:t>0.053</w:t>
             </w:r>
           </w:p>
         </w:tc>
@@ -2007,7 +1804,7 @@
               <w:rPr>
                 <w:sz w:val="15"/>
               </w:rPr>
-              <w:t>0.456</w:t>
+              <w:t>0.1</w:t>
             </w:r>
           </w:p>
         </w:tc>
@@ -2021,21 +1818,7 @@
               <w:rPr>
                 <w:sz w:val="15"/>
               </w:rPr>
-              <w:t>0.053</w:t>
-            </w:r>
-          </w:p>
-        </w:tc>
-        <w:tc>
-          <w:tcPr>
-            <w:tcW w:type="dxa" w:w="1608"/>
-          </w:tcPr>
-          <w:p>
-            <w:r/>
-            <w:r>
-              <w:rPr>
-                <w:sz w:val="15"/>
-              </w:rPr>
-              <w:t>stationary</w:t>
+              <w:t>I(0)</w:t>
             </w:r>
           </w:p>
         </w:tc>
@@ -2065,7 +1848,21 @@
               <w:rPr>
                 <w:sz w:val="15"/>
               </w:rPr>
-              <w:t>-15.633</w:t>
+              <w:t>0</w:t>
+            </w:r>
+          </w:p>
+        </w:tc>
+        <w:tc>
+          <w:tcPr>
+            <w:tcW w:type="dxa" w:w="1608"/>
+          </w:tcPr>
+          <w:p>
+            <w:r/>
+            <w:r>
+              <w:rPr>
+                <w:sz w:val="15"/>
+              </w:rPr>
+              <w:t>0.1</w:t>
             </w:r>
           </w:p>
         </w:tc>
@@ -2093,20 +1890,6 @@
               <w:rPr>
                 <w:sz w:val="15"/>
               </w:rPr>
-              <w:t>0.048</w:t>
-            </w:r>
-          </w:p>
-        </w:tc>
-        <w:tc>
-          <w:tcPr>
-            <w:tcW w:type="dxa" w:w="1608"/>
-          </w:tcPr>
-          <w:p>
-            <w:r/>
-            <w:r>
-              <w:rPr>
-                <w:sz w:val="15"/>
-              </w:rPr>
               <w:t>0.1</w:t>
             </w:r>
           </w:p>
@@ -2121,7 +1904,7 @@
               <w:rPr>
                 <w:sz w:val="15"/>
               </w:rPr>
-              <w:t>stationary</w:t>
+              <w:t>I(0)</w:t>
             </w:r>
           </w:p>
         </w:tc>
@@ -2151,7 +1934,21 @@
               <w:rPr>
                 <w:sz w:val="15"/>
               </w:rPr>
-              <w:t>-37.155</w:t>
+              <w:t>0</w:t>
+            </w:r>
+          </w:p>
+        </w:tc>
+        <w:tc>
+          <w:tcPr>
+            <w:tcW w:type="dxa" w:w="1608"/>
+          </w:tcPr>
+          <w:p>
+            <w:r/>
+            <w:r>
+              <w:rPr>
+                <w:sz w:val="15"/>
+              </w:rPr>
+              <w:t>0.1</w:t>
             </w:r>
           </w:p>
         </w:tc>
@@ -2179,20 +1976,6 @@
               <w:rPr>
                 <w:sz w:val="15"/>
               </w:rPr>
-              <w:t>0.103</w:t>
-            </w:r>
-          </w:p>
-        </w:tc>
-        <w:tc>
-          <w:tcPr>
-            <w:tcW w:type="dxa" w:w="1608"/>
-          </w:tcPr>
-          <w:p>
-            <w:r/>
-            <w:r>
-              <w:rPr>
-                <w:sz w:val="15"/>
-              </w:rPr>
               <w:t>0.1</w:t>
             </w:r>
           </w:p>
@@ -2207,7 +1990,7 @@
               <w:rPr>
                 <w:sz w:val="15"/>
               </w:rPr>
-              <w:t>stationary</w:t>
+              <w:t>I(0)</w:t>
             </w:r>
           </w:p>
         </w:tc>
@@ -2237,7 +2020,21 @@
               <w:rPr>
                 <w:sz w:val="15"/>
               </w:rPr>
-              <w:t>-16.608</w:t>
+              <w:t>0</w:t>
+            </w:r>
+          </w:p>
+        </w:tc>
+        <w:tc>
+          <w:tcPr>
+            <w:tcW w:type="dxa" w:w="1608"/>
+          </w:tcPr>
+          <w:p>
+            <w:r/>
+            <w:r>
+              <w:rPr>
+                <w:sz w:val="15"/>
+              </w:rPr>
+              <w:t>0.1</w:t>
             </w:r>
           </w:p>
         </w:tc>
@@ -2265,20 +2062,6 @@
               <w:rPr>
                 <w:sz w:val="15"/>
               </w:rPr>
-              <w:t>0.074</w:t>
-            </w:r>
-          </w:p>
-        </w:tc>
-        <w:tc>
-          <w:tcPr>
-            <w:tcW w:type="dxa" w:w="1608"/>
-          </w:tcPr>
-          <w:p>
-            <w:r/>
-            <w:r>
-              <w:rPr>
-                <w:sz w:val="15"/>
-              </w:rPr>
               <w:t>0.1</w:t>
             </w:r>
           </w:p>
@@ -2293,7 +2076,7 @@
               <w:rPr>
                 <w:sz w:val="15"/>
               </w:rPr>
-              <w:t>stationary</w:t>
+              <w:t>I(0)</w:t>
             </w:r>
           </w:p>
         </w:tc>
@@ -2323,7 +2106,21 @@
               <w:rPr>
                 <w:sz w:val="15"/>
               </w:rPr>
-              <w:t>-28.114</w:t>
+              <w:t>0</w:t>
+            </w:r>
+          </w:p>
+        </w:tc>
+        <w:tc>
+          <w:tcPr>
+            <w:tcW w:type="dxa" w:w="1608"/>
+          </w:tcPr>
+          <w:p>
+            <w:r/>
+            <w:r>
+              <w:rPr>
+                <w:sz w:val="15"/>
+              </w:rPr>
+              <w:t>0.1</w:t>
             </w:r>
           </w:p>
         </w:tc>
@@ -2351,20 +2148,6 @@
               <w:rPr>
                 <w:sz w:val="15"/>
               </w:rPr>
-              <w:t>0.144</w:t>
-            </w:r>
-          </w:p>
-        </w:tc>
-        <w:tc>
-          <w:tcPr>
-            <w:tcW w:type="dxa" w:w="1608"/>
-          </w:tcPr>
-          <w:p>
-            <w:r/>
-            <w:r>
-              <w:rPr>
-                <w:sz w:val="15"/>
-              </w:rPr>
               <w:t>0.1</w:t>
             </w:r>
           </w:p>
@@ -2379,7 +2162,7 @@
               <w:rPr>
                 <w:sz w:val="15"/>
               </w:rPr>
-              <w:t>stationary</w:t>
+              <w:t>I(0)</w:t>
             </w:r>
           </w:p>
         </w:tc>
@@ -2409,7 +2192,21 @@
               <w:rPr>
                 <w:sz w:val="15"/>
               </w:rPr>
-              <w:t>-15.432</w:t>
+              <w:t>0</w:t>
+            </w:r>
+          </w:p>
+        </w:tc>
+        <w:tc>
+          <w:tcPr>
+            <w:tcW w:type="dxa" w:w="1608"/>
+          </w:tcPr>
+          <w:p>
+            <w:r/>
+            <w:r>
+              <w:rPr>
+                <w:sz w:val="15"/>
+              </w:rPr>
+              <w:t>0.1</w:t>
             </w:r>
           </w:p>
         </w:tc>
@@ -2437,20 +2234,6 @@
               <w:rPr>
                 <w:sz w:val="15"/>
               </w:rPr>
-              <w:t>0.265</w:t>
-            </w:r>
-          </w:p>
-        </w:tc>
-        <w:tc>
-          <w:tcPr>
-            <w:tcW w:type="dxa" w:w="1608"/>
-          </w:tcPr>
-          <w:p>
-            <w:r/>
-            <w:r>
-              <w:rPr>
-                <w:sz w:val="15"/>
-              </w:rPr>
               <w:t>0.1</w:t>
             </w:r>
           </w:p>
@@ -2465,7 +2248,7 @@
               <w:rPr>
                 <w:sz w:val="15"/>
               </w:rPr>
-              <w:t>stationary</w:t>
+              <w:t>I(0)</w:t>
             </w:r>
           </w:p>
         </w:tc>
@@ -2495,7 +2278,21 @@
               <w:rPr>
                 <w:sz w:val="15"/>
               </w:rPr>
-              <w:t>-10.808</w:t>
+              <w:t>0</w:t>
+            </w:r>
+          </w:p>
+        </w:tc>
+        <w:tc>
+          <w:tcPr>
+            <w:tcW w:type="dxa" w:w="1608"/>
+          </w:tcPr>
+          <w:p>
+            <w:r/>
+            <w:r>
+              <w:rPr>
+                <w:sz w:val="15"/>
+              </w:rPr>
+              <w:t>0.1</w:t>
             </w:r>
           </w:p>
         </w:tc>
@@ -2523,20 +2320,6 @@
               <w:rPr>
                 <w:sz w:val="15"/>
               </w:rPr>
-              <w:t>0.281</w:t>
-            </w:r>
-          </w:p>
-        </w:tc>
-        <w:tc>
-          <w:tcPr>
-            <w:tcW w:type="dxa" w:w="1608"/>
-          </w:tcPr>
-          <w:p>
-            <w:r/>
-            <w:r>
-              <w:rPr>
-                <w:sz w:val="15"/>
-              </w:rPr>
               <w:t>0.1</w:t>
             </w:r>
           </w:p>
@@ -2551,7 +2334,7 @@
               <w:rPr>
                 <w:sz w:val="15"/>
               </w:rPr>
-              <w:t>stationary</w:t>
+              <w:t>I(0)</w:t>
             </w:r>
           </w:p>
         </w:tc>
@@ -2581,7 +2364,21 @@
               <w:rPr>
                 <w:sz w:val="15"/>
               </w:rPr>
-              <w:t>-15.412</w:t>
+              <w:t>0</w:t>
+            </w:r>
+          </w:p>
+        </w:tc>
+        <w:tc>
+          <w:tcPr>
+            <w:tcW w:type="dxa" w:w="1608"/>
+          </w:tcPr>
+          <w:p>
+            <w:r/>
+            <w:r>
+              <w:rPr>
+                <w:sz w:val="15"/>
+              </w:rPr>
+              <w:t>0.089</w:t>
             </w:r>
           </w:p>
         </w:tc>
@@ -2609,7 +2406,7 @@
               <w:rPr>
                 <w:sz w:val="15"/>
               </w:rPr>
-              <w:t>0.371</w:t>
+              <w:t>0.1</w:t>
             </w:r>
           </w:p>
         </w:tc>
@@ -2623,21 +2420,7 @@
               <w:rPr>
                 <w:sz w:val="15"/>
               </w:rPr>
-              <w:t>0.089</w:t>
-            </w:r>
-          </w:p>
-        </w:tc>
-        <w:tc>
-          <w:tcPr>
-            <w:tcW w:type="dxa" w:w="1608"/>
-          </w:tcPr>
-          <w:p>
-            <w:r/>
-            <w:r>
-              <w:rPr>
-                <w:sz w:val="15"/>
-              </w:rPr>
-              <w:t>stationary</w:t>
+              <w:t>I(0)</w:t>
             </w:r>
           </w:p>
         </w:tc>
@@ -2667,35 +2450,7 @@
               <w:rPr>
                 <w:sz w:val="15"/>
               </w:rPr>
-              <w:t>-1.674</w:t>
-            </w:r>
-          </w:p>
-        </w:tc>
-        <w:tc>
-          <w:tcPr>
-            <w:tcW w:type="dxa" w:w="1608"/>
-          </w:tcPr>
-          <w:p>
-            <w:r/>
-            <w:r>
-              <w:rPr>
-                <w:sz w:val="15"/>
-              </w:rPr>
               <w:t>0.4445</w:t>
-            </w:r>
-          </w:p>
-        </w:tc>
-        <w:tc>
-          <w:tcPr>
-            <w:tcW w:type="dxa" w:w="1608"/>
-          </w:tcPr>
-          <w:p>
-            <w:r/>
-            <w:r>
-              <w:rPr>
-                <w:sz w:val="15"/>
-              </w:rPr>
-              <w:t>2.571</w:t>
             </w:r>
           </w:p>
         </w:tc>
@@ -2723,7 +2478,35 @@
               <w:rPr>
                 <w:sz w:val="15"/>
               </w:rPr>
-              <w:t>non-stationary?</w:t>
+              <w:t>0</w:t>
+            </w:r>
+          </w:p>
+        </w:tc>
+        <w:tc>
+          <w:tcPr>
+            <w:tcW w:type="dxa" w:w="1608"/>
+          </w:tcPr>
+          <w:p>
+            <w:r/>
+            <w:r>
+              <w:rPr>
+                <w:sz w:val="15"/>
+              </w:rPr>
+              <w:t>0.1</w:t>
+            </w:r>
+          </w:p>
+        </w:tc>
+        <w:tc>
+          <w:tcPr>
+            <w:tcW w:type="dxa" w:w="1608"/>
+          </w:tcPr>
+          <w:p>
+            <w:r/>
+            <w:r>
+              <w:rPr>
+                <w:sz w:val="15"/>
+              </w:rPr>
+              <w:t>I(1)</w:t>
             </w:r>
           </w:p>
         </w:tc>
@@ -2753,35 +2536,7 @@
               <w:rPr>
                 <w:sz w:val="15"/>
               </w:rPr>
-              <w:t>-1.757</w:t>
-            </w:r>
-          </w:p>
-        </w:tc>
-        <w:tc>
-          <w:tcPr>
-            <w:tcW w:type="dxa" w:w="1608"/>
-          </w:tcPr>
-          <w:p>
-            <w:r/>
-            <w:r>
-              <w:rPr>
-                <w:sz w:val="15"/>
-              </w:rPr>
               <w:t>0.402</w:t>
-            </w:r>
-          </w:p>
-        </w:tc>
-        <w:tc>
-          <w:tcPr>
-            <w:tcW w:type="dxa" w:w="1608"/>
-          </w:tcPr>
-          <w:p>
-            <w:r/>
-            <w:r>
-              <w:rPr>
-                <w:sz w:val="15"/>
-              </w:rPr>
-              <w:t>2.271</w:t>
             </w:r>
           </w:p>
         </w:tc>
@@ -2809,7 +2564,35 @@
               <w:rPr>
                 <w:sz w:val="15"/>
               </w:rPr>
-              <w:t>non-stationary?</w:t>
+              <w:t>0</w:t>
+            </w:r>
+          </w:p>
+        </w:tc>
+        <w:tc>
+          <w:tcPr>
+            <w:tcW w:type="dxa" w:w="1608"/>
+          </w:tcPr>
+          <w:p>
+            <w:r/>
+            <w:r>
+              <w:rPr>
+                <w:sz w:val="15"/>
+              </w:rPr>
+              <w:t>0.1</w:t>
+            </w:r>
+          </w:p>
+        </w:tc>
+        <w:tc>
+          <w:tcPr>
+            <w:tcW w:type="dxa" w:w="1608"/>
+          </w:tcPr>
+          <w:p>
+            <w:r/>
+            <w:r>
+              <w:rPr>
+                <w:sz w:val="15"/>
+              </w:rPr>
+              <w:t>I(1)</w:t>
             </w:r>
           </w:p>
         </w:tc>
@@ -2839,35 +2622,7 @@
               <w:rPr>
                 <w:sz w:val="15"/>
               </w:rPr>
-              <w:t>-4.389</w:t>
-            </w:r>
-          </w:p>
-        </w:tc>
-        <w:tc>
-          <w:tcPr>
-            <w:tcW w:type="dxa" w:w="1608"/>
-          </w:tcPr>
-          <w:p>
-            <w:r/>
-            <w:r>
-              <w:rPr>
-                <w:sz w:val="15"/>
-              </w:rPr>
               <w:t>0.0003</w:t>
-            </w:r>
-          </w:p>
-        </w:tc>
-        <w:tc>
-          <w:tcPr>
-            <w:tcW w:type="dxa" w:w="1608"/>
-          </w:tcPr>
-          <w:p>
-            <w:r/>
-            <w:r>
-              <w:rPr>
-                <w:sz w:val="15"/>
-              </w:rPr>
-              <w:t>0.561</w:t>
             </w:r>
           </w:p>
         </w:tc>
@@ -2895,7 +2650,35 @@
               <w:rPr>
                 <w:sz w:val="15"/>
               </w:rPr>
-              <w:t>stationary (ADF)</w:t>
+              <w:t>0</w:t>
+            </w:r>
+          </w:p>
+        </w:tc>
+        <w:tc>
+          <w:tcPr>
+            <w:tcW w:type="dxa" w:w="1608"/>
+          </w:tcPr>
+          <w:p>
+            <w:r/>
+            <w:r>
+              <w:rPr>
+                <w:sz w:val="15"/>
+              </w:rPr>
+              <w:t>0.1</w:t>
+            </w:r>
+          </w:p>
+        </w:tc>
+        <w:tc>
+          <w:tcPr>
+            <w:tcW w:type="dxa" w:w="1608"/>
+          </w:tcPr>
+          <w:p>
+            <w:r/>
+            <w:r>
+              <w:rPr>
+                <w:sz w:val="15"/>
+              </w:rPr>
+              <w:t>I(0)</w:t>
             </w:r>
           </w:p>
         </w:tc>
@@ -2925,35 +2708,7 @@
               <w:rPr>
                 <w:sz w:val="15"/>
               </w:rPr>
-              <w:t>-1.952</w:t>
-            </w:r>
-          </w:p>
-        </w:tc>
-        <w:tc>
-          <w:tcPr>
-            <w:tcW w:type="dxa" w:w="1608"/>
-          </w:tcPr>
-          <w:p>
-            <w:r/>
-            <w:r>
-              <w:rPr>
-                <w:sz w:val="15"/>
-              </w:rPr>
               <w:t>0.3082</w:t>
-            </w:r>
-          </w:p>
-        </w:tc>
-        <w:tc>
-          <w:tcPr>
-            <w:tcW w:type="dxa" w:w="1608"/>
-          </w:tcPr>
-          <w:p>
-            <w:r/>
-            <w:r>
-              <w:rPr>
-                <w:sz w:val="15"/>
-              </w:rPr>
-              <w:t>1.107</w:t>
             </w:r>
           </w:p>
         </w:tc>
@@ -2981,7 +2736,35 @@
               <w:rPr>
                 <w:sz w:val="15"/>
               </w:rPr>
-              <w:t>non-stationary?</w:t>
+              <w:t>0</w:t>
+            </w:r>
+          </w:p>
+        </w:tc>
+        <w:tc>
+          <w:tcPr>
+            <w:tcW w:type="dxa" w:w="1608"/>
+          </w:tcPr>
+          <w:p>
+            <w:r/>
+            <w:r>
+              <w:rPr>
+                <w:sz w:val="15"/>
+              </w:rPr>
+              <w:t>0.1</w:t>
+            </w:r>
+          </w:p>
+        </w:tc>
+        <w:tc>
+          <w:tcPr>
+            <w:tcW w:type="dxa" w:w="1608"/>
+          </w:tcPr>
+          <w:p>
+            <w:r/>
+            <w:r>
+              <w:rPr>
+                <w:sz w:val="15"/>
+              </w:rPr>
+              <w:t>I(1)</w:t>
             </w:r>
           </w:p>
         </w:tc>
@@ -3011,7 +2794,21 @@
               <w:rPr>
                 <w:sz w:val="15"/>
               </w:rPr>
-              <w:t>-7.71</w:t>
+              <w:t>0</w:t>
+            </w:r>
+          </w:p>
+        </w:tc>
+        <w:tc>
+          <w:tcPr>
+            <w:tcW w:type="dxa" w:w="1608"/>
+          </w:tcPr>
+          <w:p>
+            <w:r/>
+            <w:r>
+              <w:rPr>
+                <w:sz w:val="15"/>
+              </w:rPr>
+              <w:t>0.1</w:t>
             </w:r>
           </w:p>
         </w:tc>
@@ -3039,20 +2836,6 @@
               <w:rPr>
                 <w:sz w:val="15"/>
               </w:rPr>
-              <w:t>0.262</w:t>
-            </w:r>
-          </w:p>
-        </w:tc>
-        <w:tc>
-          <w:tcPr>
-            <w:tcW w:type="dxa" w:w="1608"/>
-          </w:tcPr>
-          <w:p>
-            <w:r/>
-            <w:r>
-              <w:rPr>
-                <w:sz w:val="15"/>
-              </w:rPr>
               <w:t>0.1</w:t>
             </w:r>
           </w:p>
@@ -3067,7 +2850,397 @@
               <w:rPr>
                 <w:sz w:val="15"/>
               </w:rPr>
-              <w:t>stationary</w:t>
+              <w:t>I(0)</w:t>
+            </w:r>
+          </w:p>
+        </w:tc>
+      </w:tr>
+    </w:tbl>
+    <w:p/>
+    <w:p>
+      <w:pPr>
+        <w:pStyle w:val="Heading1"/>
+      </w:pPr>
+      <w:r>
+        <w:t>3. Maddala-Wu Fisher combination</w:t>
+      </w:r>
+    </w:p>
+    <w:p>
+      <w:r>
+        <w:rPr>
+          <w:b w:val="0"/>
+          <w:i w:val="0"/>
+        </w:rPr>
+        <w:t>H0: ALL series in the group contain a unit root. Rejection establishes only that at least one series is stationary — the per-series integration orders above are the operative evidence for model specification.</w:t>
+      </w:r>
+    </w:p>
+    <w:tbl>
+      <w:tblPr>
+        <w:tblStyle w:val="TableGrid"/>
+        <w:tblW w:type="auto" w:w="0"/>
+        <w:jc w:val="center"/>
+        <w:tblLook w:firstColumn="1" w:firstRow="1" w:lastColumn="0" w:lastRow="0" w:noHBand="0" w:noVBand="1" w:val="04A0"/>
+      </w:tblPr>
+      <w:tblGrid>
+        <w:gridCol w:w="1608"/>
+        <w:gridCol w:w="1608"/>
+        <w:gridCol w:w="1608"/>
+        <w:gridCol w:w="1608"/>
+        <w:gridCol w:w="1608"/>
+        <w:gridCol w:w="1608"/>
+      </w:tblGrid>
+      <w:tr>
+        <w:tc>
+          <w:tcPr>
+            <w:tcW w:type="dxa" w:w="1608"/>
+            <w:shd w:val="clear" w:fill="D5E8F0"/>
+          </w:tcPr>
+          <w:p>
+            <w:r/>
+            <w:r>
+              <w:rPr>
+                <w:b/>
+                <w:sz w:val="16"/>
+              </w:rPr>
+              <w:t>panel</w:t>
+            </w:r>
+          </w:p>
+        </w:tc>
+        <w:tc>
+          <w:tcPr>
+            <w:tcW w:type="dxa" w:w="1608"/>
+            <w:shd w:val="clear" w:fill="D5E8F0"/>
+          </w:tcPr>
+          <w:p>
+            <w:r/>
+            <w:r>
+              <w:rPr>
+                <w:b/>
+                <w:sz w:val="16"/>
+              </w:rPr>
+              <w:t>N_series</w:t>
+            </w:r>
+          </w:p>
+        </w:tc>
+        <w:tc>
+          <w:tcPr>
+            <w:tcW w:type="dxa" w:w="1608"/>
+            <w:shd w:val="clear" w:fill="D5E8F0"/>
+          </w:tcPr>
+          <w:p>
+            <w:r/>
+            <w:r>
+              <w:rPr>
+                <w:b/>
+                <w:sz w:val="16"/>
+              </w:rPr>
+              <w:t>ADF_p_used</w:t>
+            </w:r>
+          </w:p>
+        </w:tc>
+        <w:tc>
+          <w:tcPr>
+            <w:tcW w:type="dxa" w:w="1608"/>
+            <w:shd w:val="clear" w:fill="D5E8F0"/>
+          </w:tcPr>
+          <w:p>
+            <w:r/>
+            <w:r>
+              <w:rPr>
+                <w:b/>
+                <w:sz w:val="16"/>
+              </w:rPr>
+              <w:t>MW_chi2</w:t>
+            </w:r>
+          </w:p>
+        </w:tc>
+        <w:tc>
+          <w:tcPr>
+            <w:tcW w:type="dxa" w:w="1608"/>
+            <w:shd w:val="clear" w:fill="D5E8F0"/>
+          </w:tcPr>
+          <w:p>
+            <w:r/>
+            <w:r>
+              <w:rPr>
+                <w:b/>
+                <w:sz w:val="16"/>
+              </w:rPr>
+              <w:t>dof</w:t>
+            </w:r>
+          </w:p>
+        </w:tc>
+        <w:tc>
+          <w:tcPr>
+            <w:tcW w:type="dxa" w:w="1608"/>
+            <w:shd w:val="clear" w:fill="D5E8F0"/>
+          </w:tcPr>
+          <w:p>
+            <w:r/>
+            <w:r>
+              <w:rPr>
+                <w:b/>
+                <w:sz w:val="16"/>
+              </w:rPr>
+              <w:t>p_value</w:t>
+            </w:r>
+          </w:p>
+        </w:tc>
+      </w:tr>
+      <w:tr>
+        <w:tc>
+          <w:tcPr>
+            <w:tcW w:type="dxa" w:w="1608"/>
+          </w:tcPr>
+          <w:p>
+            <w:r/>
+            <w:r>
+              <w:rPr>
+                <w:sz w:val="16"/>
+              </w:rPr>
+              <w:t>sector returns (levels)</w:t>
+            </w:r>
+          </w:p>
+        </w:tc>
+        <w:tc>
+          <w:tcPr>
+            <w:tcW w:type="dxa" w:w="1608"/>
+          </w:tcPr>
+          <w:p>
+            <w:r/>
+            <w:r>
+              <w:rPr>
+                <w:sz w:val="16"/>
+              </w:rPr>
+              <w:t>26</w:t>
+            </w:r>
+          </w:p>
+        </w:tc>
+        <w:tc>
+          <w:tcPr>
+            <w:tcW w:type="dxa" w:w="1608"/>
+          </w:tcPr>
+          <w:p>
+            <w:r/>
+            <w:r>
+              <w:rPr>
+                <w:sz w:val="16"/>
+              </w:rPr>
+              <w:t>ADF_p_level</w:t>
+            </w:r>
+          </w:p>
+        </w:tc>
+        <w:tc>
+          <w:tcPr>
+            <w:tcW w:type="dxa" w:w="1608"/>
+          </w:tcPr>
+          <w:p>
+            <w:r/>
+            <w:r>
+              <w:rPr>
+                <w:sz w:val="16"/>
+              </w:rPr>
+              <w:t>1,197.3</w:t>
+            </w:r>
+          </w:p>
+        </w:tc>
+        <w:tc>
+          <w:tcPr>
+            <w:tcW w:type="dxa" w:w="1608"/>
+          </w:tcPr>
+          <w:p>
+            <w:r/>
+            <w:r>
+              <w:rPr>
+                <w:sz w:val="16"/>
+              </w:rPr>
+              <w:t>52</w:t>
+            </w:r>
+          </w:p>
+        </w:tc>
+        <w:tc>
+          <w:tcPr>
+            <w:tcW w:type="dxa" w:w="1608"/>
+          </w:tcPr>
+          <w:p>
+            <w:r/>
+            <w:r>
+              <w:rPr>
+                <w:sz w:val="16"/>
+              </w:rPr>
+              <w:t>0</w:t>
+            </w:r>
+          </w:p>
+        </w:tc>
+      </w:tr>
+      <w:tr>
+        <w:tc>
+          <w:tcPr>
+            <w:tcW w:type="dxa" w:w="1608"/>
+          </w:tcPr>
+          <w:p>
+            <w:r/>
+            <w:r>
+              <w:rPr>
+                <w:sz w:val="16"/>
+              </w:rPr>
+              <w:t>sentiment (levels)</w:t>
+            </w:r>
+          </w:p>
+        </w:tc>
+        <w:tc>
+          <w:tcPr>
+            <w:tcW w:type="dxa" w:w="1608"/>
+          </w:tcPr>
+          <w:p>
+            <w:r/>
+            <w:r>
+              <w:rPr>
+                <w:sz w:val="16"/>
+              </w:rPr>
+              <w:t>5</w:t>
+            </w:r>
+          </w:p>
+        </w:tc>
+        <w:tc>
+          <w:tcPr>
+            <w:tcW w:type="dxa" w:w="1608"/>
+          </w:tcPr>
+          <w:p>
+            <w:r/>
+            <w:r>
+              <w:rPr>
+                <w:sz w:val="16"/>
+              </w:rPr>
+              <w:t>ADF_p_level</w:t>
+            </w:r>
+          </w:p>
+        </w:tc>
+        <w:tc>
+          <w:tcPr>
+            <w:tcW w:type="dxa" w:w="1608"/>
+          </w:tcPr>
+          <w:p>
+            <w:r/>
+            <w:r>
+              <w:rPr>
+                <w:sz w:val="16"/>
+              </w:rPr>
+              <w:t>68.1</w:t>
+            </w:r>
+          </w:p>
+        </w:tc>
+        <w:tc>
+          <w:tcPr>
+            <w:tcW w:type="dxa" w:w="1608"/>
+          </w:tcPr>
+          <w:p>
+            <w:r/>
+            <w:r>
+              <w:rPr>
+                <w:sz w:val="16"/>
+              </w:rPr>
+              <w:t>10</w:t>
+            </w:r>
+          </w:p>
+        </w:tc>
+        <w:tc>
+          <w:tcPr>
+            <w:tcW w:type="dxa" w:w="1608"/>
+          </w:tcPr>
+          <w:p>
+            <w:r/>
+            <w:r>
+              <w:rPr>
+                <w:sz w:val="16"/>
+              </w:rPr>
+              <w:t>0</w:t>
+            </w:r>
+          </w:p>
+        </w:tc>
+      </w:tr>
+      <w:tr>
+        <w:tc>
+          <w:tcPr>
+            <w:tcW w:type="dxa" w:w="1608"/>
+          </w:tcPr>
+          <w:p>
+            <w:r/>
+            <w:r>
+              <w:rPr>
+                <w:sz w:val="16"/>
+              </w:rPr>
+              <w:t>sentiment (first differences)</w:t>
+            </w:r>
+          </w:p>
+        </w:tc>
+        <w:tc>
+          <w:tcPr>
+            <w:tcW w:type="dxa" w:w="1608"/>
+          </w:tcPr>
+          <w:p>
+            <w:r/>
+            <w:r>
+              <w:rPr>
+                <w:sz w:val="16"/>
+              </w:rPr>
+              <w:t>5</w:t>
+            </w:r>
+          </w:p>
+        </w:tc>
+        <w:tc>
+          <w:tcPr>
+            <w:tcW w:type="dxa" w:w="1608"/>
+          </w:tcPr>
+          <w:p>
+            <w:r/>
+            <w:r>
+              <w:rPr>
+                <w:sz w:val="16"/>
+              </w:rPr>
+              <w:t>ADF_p_diff</w:t>
+            </w:r>
+          </w:p>
+        </w:tc>
+        <w:tc>
+          <w:tcPr>
+            <w:tcW w:type="dxa" w:w="1608"/>
+          </w:tcPr>
+          <w:p>
+            <w:r/>
+            <w:r>
+              <w:rPr>
+                <w:sz w:val="16"/>
+              </w:rPr>
+              <w:t>230.3</w:t>
+            </w:r>
+          </w:p>
+        </w:tc>
+        <w:tc>
+          <w:tcPr>
+            <w:tcW w:type="dxa" w:w="1608"/>
+          </w:tcPr>
+          <w:p>
+            <w:r/>
+            <w:r>
+              <w:rPr>
+                <w:sz w:val="16"/>
+              </w:rPr>
+              <w:t>10</w:t>
+            </w:r>
+          </w:p>
+        </w:tc>
+        <w:tc>
+          <w:tcPr>
+            <w:tcW w:type="dxa" w:w="1608"/>
+          </w:tcPr>
+          <w:p>
+            <w:r/>
+            <w:r>
+              <w:rPr>
+                <w:sz w:val="16"/>
+              </w:rPr>
+              <w:t>0</w:t>
             </w:r>
           </w:p>
         </w:tc>
@@ -3081,7 +3254,7 @@
           <w:color w:val="555555"/>
           <w:sz w:val="18"/>
         </w:rPr>
-        <w:t>Note: KPSS p-values are interpolation-bounded by statsmodels at [0.01, 0.10].</w:t>
+        <w:t>Note: KPSS p-values are interpolation-bounded by statsmodels at [0.01, 0.10]. The bounded [-1,1] sentiment indices cannot literally contain a unit root; the I(1) finding reflects near-integrated persistence over the six-year window, which has the same consequences for test validity.</w:t>
       </w:r>
     </w:p>
     <w:sectPr>
